--- a/Week7Report.docx
+++ b/Week7Report.docx
@@ -7,13 +7,7 @@
         <w:pStyle w:val="Title"/>
       </w:pPr>
       <w:r>
-        <w:t xml:space="preserve">Week </w:t>
-      </w:r>
-      <w:r>
-        <w:t>7</w:t>
-      </w:r>
-      <w:r>
-        <w:t xml:space="preserve"> Report</w:t>
+        <w:t>Week 7 Report</w:t>
       </w:r>
     </w:p>
     <w:p/>
@@ -24,34 +18,6 @@
           <w:iCs/>
         </w:rPr>
       </w:pPr>
-      <w:r>
-        <w:rPr>
-          <w:i/>
-          <w:iCs/>
-        </w:rPr>
-        <w:t>Dr Greer would love your help as a colleague with looking at some ceramics data he’s collected</w:t>
-      </w:r>
-      <w:r>
-        <w:rPr>
-          <w:i/>
-          <w:iCs/>
-        </w:rPr>
-        <w:t xml:space="preserve">. For 176 </w:t>
-      </w:r>
-      <w:r>
-        <w:rPr>
-          <w:i/>
-          <w:iCs/>
-        </w:rPr>
-        <w:t>vessels</w:t>
-      </w:r>
-      <w:r>
-        <w:rPr>
-          <w:i/>
-          <w:iCs/>
-        </w:rPr>
-        <w:t xml:space="preserve">, he’s collected the following data: </w:t>
-      </w:r>
     </w:p>
     <w:tbl>
       <w:tblPr>
@@ -216,7 +182,6 @@
                 <w:iCs/>
               </w:rPr>
             </w:pPr>
-            <w:proofErr w:type="spellStart"/>
             <w:r>
               <w:rPr>
                 <w:i/>
@@ -224,7 +189,6 @@
               </w:rPr>
               <w:t>VesType</w:t>
             </w:r>
-            <w:proofErr w:type="spellEnd"/>
           </w:p>
         </w:tc>
         <w:tc>
@@ -267,7 +231,6 @@
                 <w:iCs/>
               </w:rPr>
             </w:pPr>
-            <w:proofErr w:type="spellStart"/>
             <w:r>
               <w:rPr>
                 <w:i/>
@@ -275,7 +238,6 @@
               </w:rPr>
               <w:t>RimStyle</w:t>
             </w:r>
-            <w:proofErr w:type="spellEnd"/>
           </w:p>
         </w:tc>
         <w:tc>
@@ -295,6 +257,13 @@
                 <w:iCs/>
               </w:rPr>
               <w:t>Style of the rim, squared or rolled</w:t>
+            </w:r>
+            <w:r>
+              <w:rPr>
+                <w:i/>
+                <w:iCs/>
+              </w:rPr>
+              <w:t>.</w:t>
             </w:r>
           </w:p>
         </w:tc>
@@ -311,7 +280,6 @@
                 <w:iCs/>
               </w:rPr>
             </w:pPr>
-            <w:proofErr w:type="spellStart"/>
             <w:r>
               <w:rPr>
                 <w:i/>
@@ -319,7 +287,6 @@
               </w:rPr>
               <w:t>RimDiameter</w:t>
             </w:r>
-            <w:proofErr w:type="spellEnd"/>
           </w:p>
         </w:tc>
         <w:tc>
@@ -355,7 +322,6 @@
                 <w:iCs/>
               </w:rPr>
             </w:pPr>
-            <w:proofErr w:type="spellStart"/>
             <w:r>
               <w:rPr>
                 <w:i/>
@@ -363,7 +329,6 @@
               </w:rPr>
               <w:t>RimWidth</w:t>
             </w:r>
-            <w:proofErr w:type="spellEnd"/>
           </w:p>
         </w:tc>
         <w:tc>
@@ -399,7 +364,6 @@
                 <w:iCs/>
               </w:rPr>
             </w:pPr>
-            <w:proofErr w:type="spellStart"/>
             <w:r>
               <w:rPr>
                 <w:i/>
@@ -407,7 +371,6 @@
               </w:rPr>
               <w:t>RimHeight</w:t>
             </w:r>
-            <w:proofErr w:type="spellEnd"/>
           </w:p>
         </w:tc>
         <w:tc>
@@ -560,80 +523,278 @@
     </w:tbl>
     <w:p>
       <w:pPr>
-        <w:rPr>
-          <w:i/>
-          <w:iCs/>
-        </w:rPr>
-      </w:pPr>
+        <w:pStyle w:val="Heading2"/>
+      </w:pPr>
+      <w:r>
+        <w:t xml:space="preserve">Plot </w:t>
+      </w:r>
+      <w:r>
+        <w:t>one</w:t>
+      </w:r>
     </w:p>
     <w:p>
       <w:pPr>
-        <w:rPr>
-          <w:i/>
-          <w:iCs/>
-        </w:rPr>
-      </w:pPr>
-      <w:r>
-        <w:rPr>
-          <w:i/>
-          <w:iCs/>
-        </w:rPr>
-        <w:t xml:space="preserve">Dr Greer knows a lot about ceramics, but not a lot about statistics and programming. That’s why he’s asked you for help! </w:t>
+        <w:jc w:val="center"/>
+      </w:pPr>
+      <w:r>
+        <w:rPr>
+          <w:noProof/>
+        </w:rPr>
+        <mc:AlternateContent>
+          <mc:Choice Requires="wps">
+            <w:drawing>
+              <wp:inline distT="0" distB="0" distL="0" distR="0" wp14:anchorId="17240C4D" wp14:editId="1A85B879">
+                <wp:extent cx="304800" cy="304800"/>
+                <wp:effectExtent l="0" t="0" r="0" b="0"/>
+                <wp:docPr id="1458516406" name="Rectangle 4"/>
+                <wp:cNvGraphicFramePr>
+                  <a:graphicFrameLocks xmlns:a="http://schemas.openxmlformats.org/drawingml/2006/main" noChangeAspect="1"/>
+                </wp:cNvGraphicFramePr>
+                <a:graphic xmlns:a="http://schemas.openxmlformats.org/drawingml/2006/main">
+                  <a:graphicData uri="http://schemas.microsoft.com/office/word/2010/wordprocessingShape">
+                    <wps:wsp>
+                      <wps:cNvSpPr>
+                        <a:spLocks noChangeAspect="1" noChangeArrowheads="1"/>
+                      </wps:cNvSpPr>
+                      <wps:spPr bwMode="auto">
+                        <a:xfrm>
+                          <a:off x="0" y="0"/>
+                          <a:ext cx="304800" cy="304800"/>
+                        </a:xfrm>
+                        <a:prstGeom prst="rect">
+                          <a:avLst/>
+                        </a:prstGeom>
+                        <a:noFill/>
+                        <a:ln>
+                          <a:noFill/>
+                        </a:ln>
+                        <a:extLst>
+                          <a:ext uri="{909E8E84-426E-40DD-AFC4-6F175D3DCCD1}">
+                            <a14:hiddenFill xmlns:a14="http://schemas.microsoft.com/office/drawing/2010/main">
+                              <a:solidFill>
+                                <a:srgbClr val="FFFFFF"/>
+                              </a:solidFill>
+                            </a14:hiddenFill>
+                          </a:ext>
+                          <a:ext uri="{91240B29-F687-4F45-9708-019B960494DF}">
+                            <a14:hiddenLine xmlns:a14="http://schemas.microsoft.com/office/drawing/2010/main" w="9525">
+                              <a:solidFill>
+                                <a:srgbClr val="000000"/>
+                              </a:solidFill>
+                              <a:miter lim="800000"/>
+                              <a:headEnd/>
+                              <a:tailEnd/>
+                            </a14:hiddenLine>
+                          </a:ext>
+                        </a:extLst>
+                      </wps:spPr>
+                      <wps:bodyPr rot="0" vert="horz" wrap="square" lIns="91440" tIns="45720" rIns="91440" bIns="45720" anchor="t" anchorCtr="0" upright="1">
+                        <a:noAutofit/>
+                      </wps:bodyPr>
+                    </wps:wsp>
+                  </a:graphicData>
+                </a:graphic>
+              </wp:inline>
+            </w:drawing>
+          </mc:Choice>
+          <mc:Fallback>
+            <w:pict>
+              <v:rect w14:anchorId="24F74A44" id="Rectangle 4" o:spid="_x0000_s1026" style="width:24pt;height:24pt;visibility:visible;mso-wrap-style:square;mso-left-percent:-10001;mso-top-percent:-10001;mso-position-horizontal:absolute;mso-position-horizontal-relative:char;mso-position-vertical:absolute;mso-position-vertical-relative:line;mso-left-percent:-10001;mso-top-percent:-10001;v-text-anchor:top" o:gfxdata="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" filled="f" stroked="f">
+                <o:lock v:ext="edit" aspectratio="t"/>
+                <w10:anchorlock/>
+              </v:rect>
+            </w:pict>
+          </mc:Fallback>
+        </mc:AlternateContent>
+      </w:r>
+      <w:r>
+        <w:rPr>
+          <w:noProof/>
+        </w:rPr>
+        <w:drawing>
+          <wp:inline distT="0" distB="0" distL="0" distR="0" wp14:anchorId="6C356C53" wp14:editId="714FFAE6">
+            <wp:extent cx="5943600" cy="4008120"/>
+            <wp:effectExtent l="0" t="0" r="0" b="0"/>
+            <wp:docPr id="1261645040" name="Picture 10"/>
+            <wp:cNvGraphicFramePr>
+              <a:graphicFrameLocks xmlns:a="http://schemas.openxmlformats.org/drawingml/2006/main" noChangeAspect="1"/>
+            </wp:cNvGraphicFramePr>
+            <a:graphic xmlns:a="http://schemas.openxmlformats.org/drawingml/2006/main">
+              <a:graphicData uri="http://schemas.openxmlformats.org/drawingml/2006/picture">
+                <pic:pic xmlns:pic="http://schemas.openxmlformats.org/drawingml/2006/picture">
+                  <pic:nvPicPr>
+                    <pic:cNvPr id="1261645040" name="Picture 1261645040"/>
+                    <pic:cNvPicPr/>
+                  </pic:nvPicPr>
+                  <pic:blipFill>
+                    <a:blip r:embed="rId5">
+                      <a:extLst>
+                        <a:ext uri="{28A0092B-C50C-407E-A947-70E740481C1C}">
+                          <a14:useLocalDpi xmlns:a14="http://schemas.microsoft.com/office/drawing/2010/main" val="0"/>
+                        </a:ext>
+                      </a:extLst>
+                    </a:blip>
+                    <a:stretch>
+                      <a:fillRect/>
+                    </a:stretch>
+                  </pic:blipFill>
+                  <pic:spPr>
+                    <a:xfrm>
+                      <a:off x="0" y="0"/>
+                      <a:ext cx="5943600" cy="4008120"/>
+                    </a:xfrm>
+                    <a:prstGeom prst="rect">
+                      <a:avLst/>
+                    </a:prstGeom>
+                  </pic:spPr>
+                </pic:pic>
+              </a:graphicData>
+            </a:graphic>
+          </wp:inline>
+        </w:drawing>
       </w:r>
     </w:p>
     <w:p>
       <w:pPr>
-        <w:rPr>
-          <w:i/>
-          <w:iCs/>
-        </w:rPr>
-      </w:pPr>
-      <w:r>
-        <w:rPr>
-          <w:i/>
-          <w:iCs/>
-        </w:rPr>
-        <w:t xml:space="preserve">Tasks: </w:t>
+        <w:pStyle w:val="Heading2"/>
+        <w:jc w:val="both"/>
+      </w:pPr>
+      <w:r>
+        <w:rPr>
+          <w:noProof/>
+        </w:rPr>
+        <w:lastRenderedPageBreak/>
+        <mc:AlternateContent>
+          <mc:Choice Requires="wps">
+            <w:drawing>
+              <wp:inline distT="0" distB="0" distL="0" distR="0" wp14:anchorId="72D9B64B" wp14:editId="20D3541E">
+                <wp:extent cx="304800" cy="304800"/>
+                <wp:effectExtent l="0" t="0" r="0" b="0"/>
+                <wp:docPr id="127242484" name="Rectangle 1"/>
+                <wp:cNvGraphicFramePr>
+                  <a:graphicFrameLocks xmlns:a="http://schemas.openxmlformats.org/drawingml/2006/main" noChangeAspect="1"/>
+                </wp:cNvGraphicFramePr>
+                <a:graphic xmlns:a="http://schemas.openxmlformats.org/drawingml/2006/main">
+                  <a:graphicData uri="http://schemas.microsoft.com/office/word/2010/wordprocessingShape">
+                    <wps:wsp>
+                      <wps:cNvSpPr>
+                        <a:spLocks noChangeAspect="1" noChangeArrowheads="1"/>
+                      </wps:cNvSpPr>
+                      <wps:spPr bwMode="auto">
+                        <a:xfrm>
+                          <a:off x="0" y="0"/>
+                          <a:ext cx="304800" cy="304800"/>
+                        </a:xfrm>
+                        <a:prstGeom prst="rect">
+                          <a:avLst/>
+                        </a:prstGeom>
+                        <a:noFill/>
+                        <a:ln>
+                          <a:noFill/>
+                        </a:ln>
+                        <a:extLst>
+                          <a:ext uri="{909E8E84-426E-40DD-AFC4-6F175D3DCCD1}">
+                            <a14:hiddenFill xmlns:a14="http://schemas.microsoft.com/office/drawing/2010/main">
+                              <a:solidFill>
+                                <a:srgbClr val="FFFFFF"/>
+                              </a:solidFill>
+                            </a14:hiddenFill>
+                          </a:ext>
+                          <a:ext uri="{91240B29-F687-4F45-9708-019B960494DF}">
+                            <a14:hiddenLine xmlns:a14="http://schemas.microsoft.com/office/drawing/2010/main" w="9525">
+                              <a:solidFill>
+                                <a:srgbClr val="000000"/>
+                              </a:solidFill>
+                              <a:miter lim="800000"/>
+                              <a:headEnd/>
+                              <a:tailEnd/>
+                            </a14:hiddenLine>
+                          </a:ext>
+                        </a:extLst>
+                      </wps:spPr>
+                      <wps:bodyPr rot="0" vert="horz" wrap="square" lIns="91440" tIns="45720" rIns="91440" bIns="45720" anchor="t" anchorCtr="0" upright="1">
+                        <a:noAutofit/>
+                      </wps:bodyPr>
+                    </wps:wsp>
+                  </a:graphicData>
+                </a:graphic>
+              </wp:inline>
+            </w:drawing>
+          </mc:Choice>
+          <mc:Fallback>
+            <w:pict>
+              <v:rect w14:anchorId="05DD1901" id="Rectangle 1" o:spid="_x0000_s1026" style="width:24pt;height:24pt;visibility:visible;mso-wrap-style:square;mso-left-percent:-10001;mso-top-percent:-10001;mso-position-horizontal:absolute;mso-position-horizontal-relative:char;mso-position-vertical:absolute;mso-position-vertical-relative:line;mso-left-percent:-10001;mso-top-percent:-10001;v-text-anchor:top" o:gfxdata="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" filled="f" stroked="f">
+                <o:lock v:ext="edit" aspectratio="t"/>
+                <w10:anchorlock/>
+              </v:rect>
+            </w:pict>
+          </mc:Fallback>
+        </mc:AlternateContent>
       </w:r>
     </w:p>
     <w:p>
       <w:pPr>
-        <w:pStyle w:val="ListParagraph"/>
-        <w:numPr>
-          <w:ilvl w:val="0"/>
-          <w:numId w:val="2"/>
-        </w:numPr>
-        <w:rPr>
-          <w:i/>
-          <w:iCs/>
-        </w:rPr>
-      </w:pPr>
-      <w:r>
-        <w:rPr>
-          <w:i/>
-          <w:iCs/>
-        </w:rPr>
-        <w:t>Create some data visualizations</w:t>
+        <w:pStyle w:val="Heading2"/>
+      </w:pPr>
+      <w:r>
+        <w:t xml:space="preserve">Plot </w:t>
+      </w:r>
+      <w:r>
+        <w:t>two</w:t>
       </w:r>
     </w:p>
     <w:p>
-      <w:pPr>
-        <w:pStyle w:val="ListParagraph"/>
-        <w:numPr>
-          <w:ilvl w:val="0"/>
-          <w:numId w:val="2"/>
-        </w:numPr>
-        <w:rPr>
-          <w:i/>
-          <w:iCs/>
-        </w:rPr>
-      </w:pPr>
-      <w:r>
-        <w:rPr>
-          <w:i/>
-          <w:iCs/>
-        </w:rPr>
-        <w:t xml:space="preserve">Statistically analyze some of the data, following Dr Greers Questions. </w:t>
+      <w:r>
+        <w:rPr>
+          <w:noProof/>
+        </w:rPr>
+        <w:t>s</w:t>
+      </w:r>
+      <w:r>
+        <w:rPr>
+          <w:noProof/>
+        </w:rPr>
+        <w:drawing>
+          <wp:inline distT="0" distB="0" distL="0" distR="0" wp14:anchorId="39AA3571" wp14:editId="34C314A3">
+            <wp:extent cx="5943600" cy="4008120"/>
+            <wp:effectExtent l="0" t="0" r="0" b="0"/>
+            <wp:docPr id="17178209" name="Picture 11"/>
+            <wp:cNvGraphicFramePr>
+              <a:graphicFrameLocks xmlns:a="http://schemas.openxmlformats.org/drawingml/2006/main" noChangeAspect="1"/>
+            </wp:cNvGraphicFramePr>
+            <a:graphic xmlns:a="http://schemas.openxmlformats.org/drawingml/2006/main">
+              <a:graphicData uri="http://schemas.openxmlformats.org/drawingml/2006/picture">
+                <pic:pic xmlns:pic="http://schemas.openxmlformats.org/drawingml/2006/picture">
+                  <pic:nvPicPr>
+                    <pic:cNvPr id="17178209" name="Picture 17178209"/>
+                    <pic:cNvPicPr/>
+                  </pic:nvPicPr>
+                  <pic:blipFill>
+                    <a:blip r:embed="rId6">
+                      <a:extLst>
+                        <a:ext uri="{28A0092B-C50C-407E-A947-70E740481C1C}">
+                          <a14:useLocalDpi xmlns:a14="http://schemas.microsoft.com/office/drawing/2010/main" val="0"/>
+                        </a:ext>
+                      </a:extLst>
+                    </a:blip>
+                    <a:stretch>
+                      <a:fillRect/>
+                    </a:stretch>
+                  </pic:blipFill>
+                  <pic:spPr>
+                    <a:xfrm>
+                      <a:off x="0" y="0"/>
+                      <a:ext cx="5943600" cy="4008120"/>
+                    </a:xfrm>
+                    <a:prstGeom prst="rect">
+                      <a:avLst/>
+                    </a:prstGeom>
+                  </pic:spPr>
+                </pic:pic>
+              </a:graphicData>
+            </a:graphic>
+          </wp:inline>
+        </w:drawing>
       </w:r>
     </w:p>
     <w:p>
@@ -653,186 +814,528 @@
       </w:pPr>
       <w:r>
         <w:rPr>
-          <w:b/>
-          <w:bCs/>
-          <w:i/>
-          <w:iCs/>
-        </w:rPr>
-        <w:t>Task 1</w:t>
-      </w:r>
-      <w:r>
-        <w:rPr>
-          <w:i/>
-          <w:iCs/>
-        </w:rPr>
-        <w:t xml:space="preserve">: I want you to make Dr Greer </w:t>
-      </w:r>
-      <w:r>
-        <w:rPr>
-          <w:b/>
-          <w:bCs/>
-          <w:i/>
-          <w:iCs/>
-        </w:rPr>
-        <w:t>two</w:t>
-      </w:r>
-      <w:r>
-        <w:rPr>
-          <w:i/>
-          <w:iCs/>
-        </w:rPr>
-        <w:t xml:space="preserve"> graphs</w:t>
-      </w:r>
-      <w:r>
-        <w:rPr>
-          <w:i/>
-          <w:iCs/>
-        </w:rPr>
-        <w:t xml:space="preserve"> of the same data. Choose one or two variables from the data frame</w:t>
-      </w:r>
-      <w:r>
-        <w:rPr>
-          <w:i/>
-          <w:iCs/>
-        </w:rPr>
-        <w:t xml:space="preserve">, then make an </w:t>
-      </w:r>
-      <w:proofErr w:type="gramStart"/>
-      <w:r>
-        <w:rPr>
-          <w:i/>
-          <w:iCs/>
-        </w:rPr>
-        <w:t>absolutely,</w:t>
-      </w:r>
-      <w:proofErr w:type="gramEnd"/>
-      <w:r>
-        <w:rPr>
-          <w:i/>
-          <w:iCs/>
-        </w:rPr>
-        <w:t xml:space="preserve"> terrible graph of that data. Share it in your </w:t>
-      </w:r>
-      <w:proofErr w:type="gramStart"/>
-      <w:r>
-        <w:rPr>
-          <w:i/>
-          <w:iCs/>
-        </w:rPr>
-        <w:t>report, and</w:t>
-      </w:r>
-      <w:proofErr w:type="gramEnd"/>
-      <w:r>
-        <w:rPr>
-          <w:i/>
-          <w:iCs/>
-        </w:rPr>
-        <w:t xml:space="preserve"> explain why it’s terrible. Then, using the same variables, make a great graph using all the </w:t>
-      </w:r>
-      <w:r>
-        <w:rPr>
-          <w:i/>
-          <w:iCs/>
-        </w:rPr>
-        <w:t xml:space="preserve">rules and suggestions you know for good data visualization. </w:t>
+          <w:i/>
+          <w:iCs/>
+        </w:rPr>
+        <w:t>The</w:t>
+      </w:r>
+      <w:r>
+        <w:rPr>
+          <w:i/>
+          <w:iCs/>
+        </w:rPr>
+        <w:t xml:space="preserve"> data set I will be going over</w:t>
+      </w:r>
+      <w:r>
+        <w:rPr>
+          <w:i/>
+          <w:iCs/>
+        </w:rPr>
+        <w:t xml:space="preserve"> is</w:t>
+      </w:r>
+      <w:r>
+        <w:rPr>
+          <w:i/>
+          <w:iCs/>
+        </w:rPr>
+        <w:t xml:space="preserve"> </w:t>
+      </w:r>
+      <w:r>
+        <w:rPr>
+          <w:i/>
+          <w:iCs/>
+        </w:rPr>
+        <w:t>Dr. Greer’s</w:t>
+      </w:r>
+      <w:r>
+        <w:rPr>
+          <w:i/>
+          <w:iCs/>
+        </w:rPr>
+        <w:t xml:space="preserve"> pottery dataset</w:t>
+      </w:r>
+      <w:r>
+        <w:rPr>
+          <w:i/>
+          <w:iCs/>
+        </w:rPr>
+        <w:t xml:space="preserve">. Accessed </w:t>
+      </w:r>
+      <w:r>
+        <w:rPr>
+          <w:i/>
+          <w:iCs/>
+        </w:rPr>
+        <w:t>March</w:t>
+      </w:r>
+      <w:r>
+        <w:rPr>
+          <w:i/>
+          <w:iCs/>
+        </w:rPr>
+        <w:t xml:space="preserve"> 1</w:t>
+      </w:r>
+      <w:r>
+        <w:rPr>
+          <w:i/>
+          <w:iCs/>
+        </w:rPr>
+        <w:t xml:space="preserve">, 2026. </w:t>
+      </w:r>
+      <w:r>
+        <w:rPr>
+          <w:i/>
+          <w:iCs/>
+        </w:rPr>
+        <w:t xml:space="preserve">This </w:t>
+      </w:r>
+      <w:r>
+        <w:rPr>
+          <w:i/>
+          <w:iCs/>
+        </w:rPr>
+        <w:t>data has (n=</w:t>
+      </w:r>
+      <w:r>
+        <w:rPr>
+          <w:i/>
+          <w:iCs/>
+        </w:rPr>
+        <w:t>176</w:t>
+      </w:r>
+      <w:r>
+        <w:rPr>
+          <w:i/>
+          <w:iCs/>
+        </w:rPr>
+        <w:t xml:space="preserve">) observations. This data also has </w:t>
+      </w:r>
+      <w:r>
+        <w:rPr>
+          <w:i/>
+          <w:iCs/>
+        </w:rPr>
+        <w:t xml:space="preserve">10 </w:t>
+      </w:r>
+      <w:r>
+        <w:rPr>
+          <w:i/>
+          <w:iCs/>
+        </w:rPr>
+        <w:t>variables,</w:t>
+      </w:r>
+      <w:r>
+        <w:rPr>
+          <w:i/>
+          <w:iCs/>
+        </w:rPr>
+        <w:t xml:space="preserve"> including </w:t>
+      </w:r>
+      <w:r>
+        <w:rPr>
+          <w:i/>
+          <w:iCs/>
+        </w:rPr>
+        <w:t>Ware</w:t>
+      </w:r>
+      <w:r>
+        <w:rPr>
+          <w:i/>
+          <w:iCs/>
+        </w:rPr>
+        <w:t>, Rim Diameter, Vessel type</w:t>
+      </w:r>
+      <w:r>
+        <w:rPr>
+          <w:i/>
+          <w:iCs/>
+        </w:rPr>
+        <w:t xml:space="preserve">, etc. Ware </w:t>
+      </w:r>
+      <w:r>
+        <w:rPr>
+          <w:i/>
+          <w:iCs/>
+        </w:rPr>
+        <w:t>means</w:t>
+      </w:r>
+      <w:r>
+        <w:rPr>
+          <w:i/>
+          <w:iCs/>
+        </w:rPr>
+        <w:t xml:space="preserve"> </w:t>
+      </w:r>
+      <w:r>
+        <w:rPr>
+          <w:i/>
+          <w:iCs/>
+        </w:rPr>
+        <w:t xml:space="preserve">a </w:t>
+      </w:r>
+      <w:r>
+        <w:rPr>
+          <w:i/>
+          <w:iCs/>
+        </w:rPr>
+        <w:t>type of Pottery</w:t>
+      </w:r>
+      <w:r>
+        <w:rPr>
+          <w:i/>
+          <w:iCs/>
+        </w:rPr>
+        <w:t xml:space="preserve">. Rim Diameter </w:t>
+      </w:r>
+      <w:r>
+        <w:rPr>
+          <w:i/>
+          <w:iCs/>
+        </w:rPr>
+        <w:t>means</w:t>
+      </w:r>
+      <w:r>
+        <w:rPr>
+          <w:i/>
+          <w:iCs/>
+        </w:rPr>
+        <w:t xml:space="preserve"> the measurement of the rim of the vessel in </w:t>
+      </w:r>
+      <w:r>
+        <w:rPr>
+          <w:i/>
+          <w:iCs/>
+        </w:rPr>
+        <w:t>centimeters</w:t>
+      </w:r>
+      <w:r>
+        <w:rPr>
+          <w:i/>
+          <w:iCs/>
+        </w:rPr>
+        <w:t xml:space="preserve">. Vessel type </w:t>
+      </w:r>
+      <w:r>
+        <w:rPr>
+          <w:i/>
+          <w:iCs/>
+        </w:rPr>
+        <w:t>means</w:t>
+      </w:r>
+      <w:r>
+        <w:rPr>
+          <w:i/>
+          <w:iCs/>
+        </w:rPr>
+        <w:t xml:space="preserve"> what type of container was </w:t>
+      </w:r>
+      <w:r>
+        <w:rPr>
+          <w:i/>
+          <w:iCs/>
+        </w:rPr>
+        <w:t>ceramic or pottery.</w:t>
+      </w:r>
+      <w:r>
+        <w:rPr>
+          <w:i/>
+          <w:iCs/>
+        </w:rPr>
+        <w:t xml:space="preserve">  </w:t>
       </w:r>
     </w:p>
     <w:p>
       <w:pPr>
-        <w:rPr>
-          <w:i/>
-          <w:iCs/>
-        </w:rPr>
-      </w:pPr>
+        <w:pStyle w:val="Heading2"/>
+      </w:pPr>
+      <w:r>
+        <w:t xml:space="preserve">Q1: Is there a difference in RimDiameter between </w:t>
+      </w:r>
+      <w:r>
+        <w:t xml:space="preserve">Ware types? </w:t>
+      </w:r>
     </w:p>
     <w:p>
-      <w:pPr>
-        <w:rPr>
-          <w:i/>
-          <w:iCs/>
-        </w:rPr>
-      </w:pPr>
-      <w:r>
-        <w:rPr>
-          <w:b/>
-          <w:bCs/>
-          <w:i/>
-          <w:iCs/>
-        </w:rPr>
-        <w:t>Task 2</w:t>
-      </w:r>
-      <w:r>
-        <w:rPr>
-          <w:i/>
-          <w:iCs/>
-        </w:rPr>
-        <w:t xml:space="preserve">: Dr Greer has </w:t>
-      </w:r>
-      <w:r>
-        <w:rPr>
-          <w:i/>
-          <w:iCs/>
-        </w:rPr>
-        <w:t>two research questions to start</w:t>
-      </w:r>
-      <w:r>
-        <w:rPr>
-          <w:i/>
-          <w:iCs/>
-        </w:rPr>
-        <w:t xml:space="preserve">. </w:t>
-      </w:r>
-      <w:r>
-        <w:rPr>
-          <w:i/>
-          <w:iCs/>
-        </w:rPr>
-        <w:t xml:space="preserve">Help him by running </w:t>
-      </w:r>
-      <w:r>
-        <w:rPr>
-          <w:i/>
-          <w:iCs/>
-        </w:rPr>
-        <w:t xml:space="preserve">an appropriate statistical test for each question, and reporting that result using APA guidelines. </w:t>
-      </w:r>
+      <w:r>
+        <w:t>Yes,</w:t>
+      </w:r>
+      <w:r>
+        <w:t xml:space="preserve"> there is a difference </w:t>
+      </w:r>
+      <w:r>
+        <w:t>between</w:t>
+      </w:r>
+      <w:r>
+        <w:t xml:space="preserve"> RimDiameter and </w:t>
+      </w:r>
+      <w:r>
+        <w:t xml:space="preserve">Ware </w:t>
+      </w:r>
+      <w:r>
+        <w:t>types,</w:t>
+      </w:r>
+      <w:r>
+        <w:t xml:space="preserve"> so I did a </w:t>
+      </w:r>
+      <w:r>
+        <w:t>mass_shaptest</w:t>
+      </w:r>
+      <w:r>
+        <w:t xml:space="preserve"> for both types of Ceramics</w:t>
+      </w:r>
+      <w:r>
+        <w:t>,</w:t>
+      </w:r>
+      <w:r>
+        <w:t xml:space="preserve"> </w:t>
+      </w:r>
+      <w:r>
+        <w:t>which</w:t>
+      </w:r>
+      <w:r>
+        <w:t xml:space="preserve"> are Stoneware and Coarse Earthenware. </w:t>
+      </w:r>
+      <w:r>
+        <w:t>T</w:t>
+      </w:r>
+      <w:r>
+        <w:t xml:space="preserve">he results for </w:t>
+      </w:r>
+      <w:r>
+        <w:t>Stoneware</w:t>
+      </w:r>
+      <w:r>
+        <w:t xml:space="preserve"> </w:t>
+      </w:r>
+      <w:r>
+        <w:t>were</w:t>
+      </w:r>
+      <w:r>
+        <w:t xml:space="preserve"> </w:t>
+      </w:r>
+      <w:r>
+        <w:t>W = 0.92133, p-value = 0.0108</w:t>
+      </w:r>
+      <w:r>
+        <w:t>,</w:t>
+      </w:r>
+      <w:r>
+        <w:t xml:space="preserve"> and the results for </w:t>
+      </w:r>
+      <w:r>
+        <w:t>Coarse</w:t>
+      </w:r>
+      <w:r>
+        <w:t xml:space="preserve"> Earthenware </w:t>
+      </w:r>
+      <w:r>
+        <w:t>were</w:t>
+      </w:r>
+      <w:r>
+        <w:t xml:space="preserve"> </w:t>
+      </w:r>
+      <w:r>
+        <w:t xml:space="preserve">W = 0.93074, p-value = </w:t>
+      </w:r>
+      <w:r>
+        <w:t>1.071</w:t>
+      </w:r>
+      <w:r>
+        <w:t>-05</w:t>
+      </w:r>
+      <w:r>
+        <w:t xml:space="preserve">. These results mean that </w:t>
+      </w:r>
+      <w:r>
+        <w:t>Earthenware</w:t>
+      </w:r>
+      <w:r>
+        <w:t xml:space="preserve"> had smaller Rim Diameters than</w:t>
+      </w:r>
+      <w:r>
+        <w:t xml:space="preserve"> </w:t>
+      </w:r>
+      <w:r>
+        <w:t>Stoneware’s</w:t>
+      </w:r>
+      <w:r>
+        <w:t xml:space="preserve"> rim Diameters. I also did two histograms to show this </w:t>
+      </w:r>
+      <w:r>
+        <w:lastRenderedPageBreak/>
+        <w:t xml:space="preserve">difference </w:t>
+      </w:r>
+      <w:r>
+        <w:t>and</w:t>
+      </w:r>
+      <w:r>
+        <w:t xml:space="preserve"> a box plot.</w:t>
+      </w:r>
+      <w:r>
+        <w:rPr>
+          <w:noProof/>
+        </w:rPr>
+        <w:drawing>
+          <wp:inline distT="0" distB="0" distL="0" distR="0" wp14:anchorId="64E8CF5F" wp14:editId="02A796A9">
+            <wp:extent cx="5943600" cy="4008120"/>
+            <wp:effectExtent l="0" t="0" r="0" b="0"/>
+            <wp:docPr id="1269712326" name="Picture 12"/>
+            <wp:cNvGraphicFramePr>
+              <a:graphicFrameLocks xmlns:a="http://schemas.openxmlformats.org/drawingml/2006/main" noChangeAspect="1"/>
+            </wp:cNvGraphicFramePr>
+            <a:graphic xmlns:a="http://schemas.openxmlformats.org/drawingml/2006/main">
+              <a:graphicData uri="http://schemas.openxmlformats.org/drawingml/2006/picture">
+                <pic:pic xmlns:pic="http://schemas.openxmlformats.org/drawingml/2006/picture">
+                  <pic:nvPicPr>
+                    <pic:cNvPr id="1269712326" name="Picture 1269712326"/>
+                    <pic:cNvPicPr/>
+                  </pic:nvPicPr>
+                  <pic:blipFill>
+                    <a:blip r:embed="rId7">
+                      <a:extLst>
+                        <a:ext uri="{28A0092B-C50C-407E-A947-70E740481C1C}">
+                          <a14:useLocalDpi xmlns:a14="http://schemas.microsoft.com/office/drawing/2010/main" val="0"/>
+                        </a:ext>
+                      </a:extLst>
+                    </a:blip>
+                    <a:stretch>
+                      <a:fillRect/>
+                    </a:stretch>
+                  </pic:blipFill>
+                  <pic:spPr>
+                    <a:xfrm>
+                      <a:off x="0" y="0"/>
+                      <a:ext cx="5943600" cy="4008120"/>
+                    </a:xfrm>
+                    <a:prstGeom prst="rect">
+                      <a:avLst/>
+                    </a:prstGeom>
+                  </pic:spPr>
+                </pic:pic>
+              </a:graphicData>
+            </a:graphic>
+          </wp:inline>
+        </w:drawing>
+      </w:r>
+      <w:r>
+        <w:rPr>
+          <w:noProof/>
+        </w:rPr>
+        <w:lastRenderedPageBreak/>
+        <w:drawing>
+          <wp:inline distT="0" distB="0" distL="0" distR="0" wp14:anchorId="0D47D0A6" wp14:editId="724B73C9">
+            <wp:extent cx="5943600" cy="4008120"/>
+            <wp:effectExtent l="0" t="0" r="0" b="0"/>
+            <wp:docPr id="1374680256" name="Picture 13"/>
+            <wp:cNvGraphicFramePr>
+              <a:graphicFrameLocks xmlns:a="http://schemas.openxmlformats.org/drawingml/2006/main" noChangeAspect="1"/>
+            </wp:cNvGraphicFramePr>
+            <a:graphic xmlns:a="http://schemas.openxmlformats.org/drawingml/2006/main">
+              <a:graphicData uri="http://schemas.openxmlformats.org/drawingml/2006/picture">
+                <pic:pic xmlns:pic="http://schemas.openxmlformats.org/drawingml/2006/picture">
+                  <pic:nvPicPr>
+                    <pic:cNvPr id="1374680256" name="Picture 1374680256"/>
+                    <pic:cNvPicPr/>
+                  </pic:nvPicPr>
+                  <pic:blipFill>
+                    <a:blip r:embed="rId8">
+                      <a:extLst>
+                        <a:ext uri="{28A0092B-C50C-407E-A947-70E740481C1C}">
+                          <a14:useLocalDpi xmlns:a14="http://schemas.microsoft.com/office/drawing/2010/main" val="0"/>
+                        </a:ext>
+                      </a:extLst>
+                    </a:blip>
+                    <a:stretch>
+                      <a:fillRect/>
+                    </a:stretch>
+                  </pic:blipFill>
+                  <pic:spPr>
+                    <a:xfrm>
+                      <a:off x="0" y="0"/>
+                      <a:ext cx="5943600" cy="4008120"/>
+                    </a:xfrm>
+                    <a:prstGeom prst="rect">
+                      <a:avLst/>
+                    </a:prstGeom>
+                  </pic:spPr>
+                </pic:pic>
+              </a:graphicData>
+            </a:graphic>
+          </wp:inline>
+        </w:drawing>
+      </w:r>
+      <w:r>
+        <w:rPr>
+          <w:noProof/>
+        </w:rPr>
+        <w:drawing>
+          <wp:inline distT="0" distB="0" distL="0" distR="0" wp14:anchorId="1EC6FA53" wp14:editId="53A5CE2C">
+            <wp:extent cx="5943600" cy="4008120"/>
+            <wp:effectExtent l="0" t="0" r="0" b="0"/>
+            <wp:docPr id="67618233" name="Picture 14"/>
+            <wp:cNvGraphicFramePr>
+              <a:graphicFrameLocks xmlns:a="http://schemas.openxmlformats.org/drawingml/2006/main" noChangeAspect="1"/>
+            </wp:cNvGraphicFramePr>
+            <a:graphic xmlns:a="http://schemas.openxmlformats.org/drawingml/2006/main">
+              <a:graphicData uri="http://schemas.openxmlformats.org/drawingml/2006/picture">
+                <pic:pic xmlns:pic="http://schemas.openxmlformats.org/drawingml/2006/picture">
+                  <pic:nvPicPr>
+                    <pic:cNvPr id="67618233" name="Picture 67618233"/>
+                    <pic:cNvPicPr/>
+                  </pic:nvPicPr>
+                  <pic:blipFill>
+                    <a:blip r:embed="rId9">
+                      <a:extLst>
+                        <a:ext uri="{28A0092B-C50C-407E-A947-70E740481C1C}">
+                          <a14:useLocalDpi xmlns:a14="http://schemas.microsoft.com/office/drawing/2010/main" val="0"/>
+                        </a:ext>
+                      </a:extLst>
+                    </a:blip>
+                    <a:stretch>
+                      <a:fillRect/>
+                    </a:stretch>
+                  </pic:blipFill>
+                  <pic:spPr>
+                    <a:xfrm>
+                      <a:off x="0" y="0"/>
+                      <a:ext cx="5943600" cy="4008120"/>
+                    </a:xfrm>
+                    <a:prstGeom prst="rect">
+                      <a:avLst/>
+                    </a:prstGeom>
+                  </pic:spPr>
+                </pic:pic>
+              </a:graphicData>
+            </a:graphic>
+          </wp:inline>
+        </w:drawing>
+      </w:r>
+    </w:p>
+    <w:p/>
+    <w:p/>
+    <w:p>
+      <w:pPr>
+        <w:rPr>
+          <w:i/>
+          <w:iCs/>
+        </w:rPr>
+      </w:pPr>
     </w:p>
     <w:p>
       <w:pPr>
-        <w:rPr>
-          <w:i/>
-          <w:iCs/>
-        </w:rPr>
-      </w:pPr>
-      <w:r>
-        <w:rPr>
-          <w:i/>
-          <w:iCs/>
-        </w:rPr>
-        <w:t xml:space="preserve">Q1: Is there a difference in </w:t>
-      </w:r>
-      <w:proofErr w:type="spellStart"/>
-      <w:r>
-        <w:rPr>
-          <w:i/>
-          <w:iCs/>
-        </w:rPr>
-        <w:t>RimDiameter</w:t>
-      </w:r>
-      <w:proofErr w:type="spellEnd"/>
-      <w:r>
-        <w:rPr>
-          <w:i/>
-          <w:iCs/>
-        </w:rPr>
-        <w:t xml:space="preserve"> between </w:t>
-      </w:r>
-      <w:r>
-        <w:rPr>
-          <w:i/>
-          <w:iCs/>
-        </w:rPr>
-        <w:t xml:space="preserve">Ware types? </w:t>
+        <w:pStyle w:val="Heading2"/>
+      </w:pPr>
+      <w:r>
+        <w:t xml:space="preserve">Q2: Is there a difference in </w:t>
+      </w:r>
+      <w:r>
+        <w:t xml:space="preserve">the </w:t>
+      </w:r>
+      <w:r>
+        <w:t>distribution of Crocks or Jars as vessel types</w:t>
+      </w:r>
+      <w:r>
+        <w:t xml:space="preserve"> regarding Ware types? </w:t>
       </w:r>
     </w:p>
     <w:p>
@@ -847,14 +1350,406 @@
           <w:i/>
           <w:iCs/>
         </w:rPr>
-        <w:t>Q2: Is there a difference in distribution of Crocks or Jars as vessel types</w:t>
-      </w:r>
-      <w:r>
-        <w:rPr>
-          <w:i/>
-          <w:iCs/>
-        </w:rPr>
-        <w:t xml:space="preserve"> regarding Ware types? </w:t>
+        <w:t>Yes,</w:t>
+      </w:r>
+      <w:r>
+        <w:rPr>
+          <w:i/>
+          <w:iCs/>
+        </w:rPr>
+        <w:t xml:space="preserve"> there is a difference in </w:t>
+      </w:r>
+      <w:r>
+        <w:rPr>
+          <w:i/>
+          <w:iCs/>
+        </w:rPr>
+        <w:t xml:space="preserve">the </w:t>
+      </w:r>
+      <w:r>
+        <w:rPr>
+          <w:i/>
+          <w:iCs/>
+        </w:rPr>
+        <w:t xml:space="preserve">distribution of </w:t>
+      </w:r>
+      <w:r>
+        <w:rPr>
+          <w:i/>
+          <w:iCs/>
+        </w:rPr>
+        <w:t xml:space="preserve">Crocks or Jars and </w:t>
+      </w:r>
+      <w:r>
+        <w:rPr>
+          <w:i/>
+          <w:iCs/>
+        </w:rPr>
+        <w:t>Vessel types regarding</w:t>
+      </w:r>
+      <w:r>
+        <w:rPr>
+          <w:i/>
+          <w:iCs/>
+        </w:rPr>
+        <w:t xml:space="preserve"> </w:t>
+      </w:r>
+      <w:r>
+        <w:rPr>
+          <w:i/>
+          <w:iCs/>
+        </w:rPr>
+        <w:t>ware types</w:t>
+      </w:r>
+      <w:r>
+        <w:rPr>
+          <w:i/>
+          <w:iCs/>
+        </w:rPr>
+        <w:t xml:space="preserve">. I had done a few Chi-Square </w:t>
+      </w:r>
+      <w:r>
+        <w:rPr>
+          <w:i/>
+          <w:iCs/>
+        </w:rPr>
+        <w:t>tests</w:t>
+      </w:r>
+      <w:r>
+        <w:rPr>
+          <w:i/>
+          <w:iCs/>
+        </w:rPr>
+        <w:t xml:space="preserve"> to prove this. The first </w:t>
+      </w:r>
+      <w:r>
+        <w:rPr>
+          <w:i/>
+          <w:iCs/>
+        </w:rPr>
+        <w:t>Chi-square</w:t>
+      </w:r>
+      <w:r>
+        <w:rPr>
+          <w:i/>
+          <w:iCs/>
+        </w:rPr>
+        <w:t xml:space="preserve"> test </w:t>
+      </w:r>
+      <w:r>
+        <w:rPr>
+          <w:i/>
+          <w:iCs/>
+        </w:rPr>
+        <w:t xml:space="preserve">was with both </w:t>
+      </w:r>
+      <w:r>
+        <w:rPr>
+          <w:i/>
+          <w:iCs/>
+        </w:rPr>
+        <w:t xml:space="preserve">Ware and </w:t>
+      </w:r>
+      <w:r>
+        <w:rPr>
+          <w:i/>
+          <w:iCs/>
+        </w:rPr>
+        <w:t>Ve</w:t>
+      </w:r>
+      <w:r>
+        <w:rPr>
+          <w:i/>
+          <w:iCs/>
+        </w:rPr>
+        <w:t xml:space="preserve"> </w:t>
+      </w:r>
+      <w:r>
+        <w:rPr>
+          <w:i/>
+          <w:iCs/>
+        </w:rPr>
+        <w:t xml:space="preserve">Types. The results from this first test </w:t>
+      </w:r>
+      <w:r>
+        <w:rPr>
+          <w:i/>
+          <w:iCs/>
+        </w:rPr>
+        <w:t>were</w:t>
+      </w:r>
+      <w:r>
+        <w:rPr>
+          <w:i/>
+          <w:iCs/>
+        </w:rPr>
+        <w:t xml:space="preserve"> </w:t>
+      </w:r>
+      <w:r>
+        <w:rPr>
+          <w:i/>
+          <w:iCs/>
+        </w:rPr>
+        <w:t xml:space="preserve">X-squared = 30.562, </w:t>
+      </w:r>
+      <w:r>
+        <w:rPr>
+          <w:i/>
+          <w:iCs/>
+        </w:rPr>
+        <w:t>do</w:t>
+      </w:r>
+      <w:r>
+        <w:rPr>
+          <w:i/>
+          <w:iCs/>
+        </w:rPr>
+        <w:t xml:space="preserve"> = 2, p-value = 2.31e-07</w:t>
+      </w:r>
+      <w:r>
+        <w:rPr>
+          <w:i/>
+          <w:iCs/>
+        </w:rPr>
+        <w:t xml:space="preserve">. </w:t>
+      </w:r>
+      <w:r>
+        <w:rPr>
+          <w:i/>
+          <w:iCs/>
+        </w:rPr>
+        <w:t xml:space="preserve">This showed the whole data and its relation to </w:t>
+      </w:r>
+      <w:r>
+        <w:rPr>
+          <w:i/>
+          <w:iCs/>
+        </w:rPr>
+        <w:t>each other,</w:t>
+      </w:r>
+      <w:r>
+        <w:rPr>
+          <w:i/>
+          <w:iCs/>
+        </w:rPr>
+        <w:t xml:space="preserve"> but the </w:t>
+      </w:r>
+      <w:r>
+        <w:rPr>
+          <w:i/>
+          <w:iCs/>
+        </w:rPr>
+        <w:t xml:space="preserve">more important results are when I did </w:t>
+      </w:r>
+      <w:r>
+        <w:rPr>
+          <w:i/>
+          <w:iCs/>
+        </w:rPr>
+        <w:t xml:space="preserve">a </w:t>
+      </w:r>
+      <w:r>
+        <w:rPr>
+          <w:i/>
+          <w:iCs/>
+        </w:rPr>
+        <w:t xml:space="preserve">Chi-Square test on </w:t>
+      </w:r>
+      <w:r>
+        <w:rPr>
+          <w:i/>
+          <w:iCs/>
+        </w:rPr>
+        <w:t>both</w:t>
+      </w:r>
+      <w:r>
+        <w:rPr>
+          <w:i/>
+          <w:iCs/>
+        </w:rPr>
+        <w:t xml:space="preserve"> </w:t>
+      </w:r>
+      <w:r>
+        <w:rPr>
+          <w:i/>
+          <w:iCs/>
+        </w:rPr>
+        <w:t>Ves</w:t>
+      </w:r>
+      <w:r>
+        <w:rPr>
+          <w:i/>
+          <w:iCs/>
+        </w:rPr>
+        <w:t xml:space="preserve"> Types and Ware</w:t>
+      </w:r>
+      <w:r>
+        <w:rPr>
+          <w:i/>
+          <w:iCs/>
+        </w:rPr>
+        <w:t xml:space="preserve"> types. The first Chi-Square </w:t>
+      </w:r>
+      <w:r>
+        <w:rPr>
+          <w:i/>
+          <w:iCs/>
+        </w:rPr>
+        <w:t>evaluation</w:t>
+      </w:r>
+      <w:r>
+        <w:rPr>
+          <w:i/>
+          <w:iCs/>
+        </w:rPr>
+        <w:t xml:space="preserve"> I did was for the </w:t>
+      </w:r>
+      <w:r>
+        <w:rPr>
+          <w:i/>
+          <w:iCs/>
+        </w:rPr>
+        <w:t>Ves types</w:t>
+      </w:r>
+      <w:r>
+        <w:rPr>
+          <w:i/>
+          <w:iCs/>
+        </w:rPr>
+        <w:t>. The</w:t>
+      </w:r>
+      <w:r>
+        <w:rPr>
+          <w:i/>
+          <w:iCs/>
+        </w:rPr>
+        <w:t xml:space="preserve"> results of this test </w:t>
+      </w:r>
+      <w:r>
+        <w:rPr>
+          <w:i/>
+          <w:iCs/>
+        </w:rPr>
+        <w:t>were</w:t>
+      </w:r>
+      <w:r>
+        <w:rPr>
+          <w:i/>
+          <w:iCs/>
+        </w:rPr>
+        <w:t xml:space="preserve"> </w:t>
+      </w:r>
+      <w:r>
+        <w:rPr>
+          <w:i/>
+          <w:iCs/>
+        </w:rPr>
+        <w:t xml:space="preserve">X-squared = 44.909, </w:t>
+      </w:r>
+      <w:r>
+        <w:rPr>
+          <w:i/>
+          <w:iCs/>
+        </w:rPr>
+        <w:t>do</w:t>
+      </w:r>
+      <w:r>
+        <w:rPr>
+          <w:i/>
+          <w:iCs/>
+        </w:rPr>
+        <w:t xml:space="preserve"> = 2, p-value = 1.771e-10</w:t>
+      </w:r>
+      <w:r>
+        <w:rPr>
+          <w:i/>
+          <w:iCs/>
+        </w:rPr>
+        <w:t xml:space="preserve">. The results for the ware types from their </w:t>
+      </w:r>
+      <w:r>
+        <w:rPr>
+          <w:i/>
+          <w:iCs/>
+        </w:rPr>
+        <w:t>Chi-square</w:t>
+      </w:r>
+      <w:r>
+        <w:rPr>
+          <w:i/>
+          <w:iCs/>
+        </w:rPr>
+        <w:t xml:space="preserve"> test were </w:t>
+      </w:r>
+      <w:r>
+        <w:rPr>
+          <w:i/>
+          <w:iCs/>
+        </w:rPr>
+        <w:t xml:space="preserve">X-squared = 50.205, </w:t>
+      </w:r>
+      <w:r>
+        <w:rPr>
+          <w:i/>
+          <w:iCs/>
+        </w:rPr>
+        <w:t>do</w:t>
+      </w:r>
+      <w:r>
+        <w:rPr>
+          <w:i/>
+          <w:iCs/>
+        </w:rPr>
+        <w:t xml:space="preserve"> = 1, p-value = 1.385e-12</w:t>
+      </w:r>
+      <w:r>
+        <w:rPr>
+          <w:i/>
+          <w:iCs/>
+        </w:rPr>
+        <w:t>.</w:t>
+      </w:r>
+      <w:r>
+        <w:rPr>
+          <w:i/>
+          <w:iCs/>
+        </w:rPr>
+        <w:t xml:space="preserve"> These results mean </w:t>
+      </w:r>
+      <w:r>
+        <w:rPr>
+          <w:i/>
+          <w:iCs/>
+        </w:rPr>
+        <w:t xml:space="preserve">that there is </w:t>
+      </w:r>
+      <w:r>
+        <w:rPr>
+          <w:i/>
+          <w:iCs/>
+        </w:rPr>
+        <w:t>a bigger distribution of ware types for Crock or Jars than</w:t>
+      </w:r>
+      <w:r>
+        <w:rPr>
+          <w:i/>
+          <w:iCs/>
+        </w:rPr>
+        <w:t xml:space="preserve"> </w:t>
+      </w:r>
+      <w:r>
+        <w:rPr>
+          <w:i/>
+          <w:iCs/>
+        </w:rPr>
+        <w:t xml:space="preserve">for </w:t>
+      </w:r>
+      <w:r>
+        <w:rPr>
+          <w:i/>
+          <w:iCs/>
+        </w:rPr>
+        <w:t>Vessel Types.</w:t>
       </w:r>
     </w:p>
     <w:p>
@@ -864,14 +1759,22 @@
           <w:iCs/>
         </w:rPr>
       </w:pPr>
-      <w:r>
-        <w:rPr>
-          <w:i/>
-          <w:iCs/>
-        </w:rPr>
-        <w:lastRenderedPageBreak/>
-        <w:t xml:space="preserve">As usual, when you’re finished, delete these instructions before committing and pushing your project. </w:t>
-      </w:r>
+    </w:p>
+    <w:p>
+      <w:pPr>
+        <w:rPr>
+          <w:i/>
+          <w:iCs/>
+        </w:rPr>
+      </w:pPr>
+    </w:p>
+    <w:p>
+      <w:pPr>
+        <w:rPr>
+          <w:i/>
+          <w:iCs/>
+        </w:rPr>
+      </w:pPr>
     </w:p>
     <w:sectPr>
       <w:pgSz w:w="12240" w:h="15840"/>
@@ -1524,7 +2427,6 @@
     <w:next w:val="Normal"/>
     <w:link w:val="Heading2Char"/>
     <w:uiPriority w:val="9"/>
-    <w:semiHidden/>
     <w:unhideWhenUsed/>
     <w:qFormat/>
     <w:rsid w:val="00685686"/>
@@ -1699,7 +2601,6 @@
   <w:style w:type="character" w:default="1" w:styleId="DefaultParagraphFont">
     <w:name w:val="Default Paragraph Font"/>
     <w:uiPriority w:val="1"/>
-    <w:semiHidden/>
     <w:unhideWhenUsed/>
   </w:style>
   <w:style w:type="table" w:default="1" w:styleId="TableNormal">
@@ -1741,7 +2642,6 @@
     <w:basedOn w:val="DefaultParagraphFont"/>
     <w:link w:val="Heading2"/>
     <w:uiPriority w:val="9"/>
-    <w:semiHidden/>
     <w:rsid w:val="00685686"/>
     <w:rPr>
       <w:rFonts w:asciiTheme="majorHAnsi" w:eastAsiaTheme="majorEastAsia" w:hAnsiTheme="majorHAnsi" w:cstheme="majorBidi"/>
@@ -2031,6 +2931,36 @@
         <w:insideV w:val="single" w:sz="4" w:space="0" w:color="auto"/>
       </w:tblBorders>
     </w:tblPr>
+  </w:style>
+  <w:style w:type="paragraph" w:styleId="HTMLPreformatted">
+    <w:name w:val="HTML Preformatted"/>
+    <w:basedOn w:val="Normal"/>
+    <w:link w:val="HTMLPreformattedChar"/>
+    <w:uiPriority w:val="99"/>
+    <w:semiHidden/>
+    <w:unhideWhenUsed/>
+    <w:rsid w:val="005C3875"/>
+    <w:pPr>
+      <w:spacing w:after="0" w:line="240" w:lineRule="auto"/>
+    </w:pPr>
+    <w:rPr>
+      <w:rFonts w:ascii="Consolas" w:hAnsi="Consolas"/>
+      <w:sz w:val="20"/>
+      <w:szCs w:val="20"/>
+    </w:rPr>
+  </w:style>
+  <w:style w:type="character" w:customStyle="1" w:styleId="HTMLPreformattedChar">
+    <w:name w:val="HTML Preformatted Char"/>
+    <w:basedOn w:val="DefaultParagraphFont"/>
+    <w:link w:val="HTMLPreformatted"/>
+    <w:uiPriority w:val="99"/>
+    <w:semiHidden/>
+    <w:rsid w:val="005C3875"/>
+    <w:rPr>
+      <w:rFonts w:ascii="Consolas" w:hAnsi="Consolas"/>
+      <w:sz w:val="20"/>
+      <w:szCs w:val="20"/>
+    </w:rPr>
   </w:style>
 </w:styles>
 </file>
